--- a/transcripts/Thesis interview 16.docx
+++ b/transcripts/Thesis interview 16.docx
@@ -904,24 +904,72 @@
     </w:p>
     <w:p>
       <w:pPr>
-        <w:pStyle w:val="FirstParagraph"/>
-      </w:pPr>
-      <w:r>
+        <w:pStyle w:val="BlockText"/>
+      </w:pPr>
+      <w:r>
+        <w:rPr>
+          <w:i/>
+          <w:iCs/>
+        </w:rPr>
         <w:t xml:space="preserve">[redacted]</w:t>
       </w:r>
     </w:p>
     <w:p>
       <w:pPr>
+        <w:pStyle w:val="FirstParagraph"/>
+      </w:pPr>
+      <w:r>
+        <w:t xml:space="preserve">[Them]</w:t>
+      </w:r>
+      <w:r>
+        <w:t xml:space="preserve"> </w:t>
+      </w:r>
+      <w:r>
+        <w:t xml:space="preserve">what’s important there is that, uh, it’s a main driver, but I do feel that it accelerates value creation. So I’m a true believer in personalization, and I do feel that if we have this foundation set up with, uh, the marketing collateral where we could scale, if we have the marketing intelligence on top, which is feeding the gen AI copy content, et cetera, to generate multiple variants, and we can do it in the good governance and brand styling, then that adds to the third layer- … which is underneath. Which is basically our performance layer, and then it could test and optimize on the different variants.</w:t>
+      </w:r>
+    </w:p>
+    <w:p>
+      <w:pPr>
         <w:pStyle w:val="BodyText"/>
       </w:pPr>
       <w:r>
-        <w:t xml:space="preserve">[Them]</w:t>
-      </w:r>
-      <w:r>
-        <w:t xml:space="preserve"> </w:t>
-      </w:r>
-      <w:r>
-        <w:t xml:space="preserve">what’s important there is that, uh, it’s a main driver, but I do feel that it accelerates value creation. So I’m a true believer in personalization, and I do feel that if we have this foundation set up with, uh, the marketing collateral where we could scale, if we have the marketing intelligence on top, which is feeding the gen AI copy content, et cetera, to generate multiple variants, and we can do it in the good governance and brand styling, then that adds to the third layer- … which is underneath. Which is basically our performance layer, and then it could test and optimize on the different variants.</w:t>
+        <w:t xml:space="preserve">So the hypothesis would be that for you, [redacted]’s, digital twin, it works better to say,</w:t>
+      </w:r>
+      <w:r>
+        <w:t xml:space="preserve"> </w:t>
+      </w:r>
+      <w:r>
+        <w:t xml:space="preserve">“Hey, in the weekend, are you busy?”</w:t>
+      </w:r>
+      <w:r>
+        <w:t xml:space="preserve"> </w:t>
+      </w:r>
+      <w:r>
+        <w:t xml:space="preserve">Et cetera, et cetera. Uh, but maybe from the data that we’re collecting, it’s not a good, uh, optimization, and then we want to switch in that for different variants. So then the main driver will not be cost reduction because that’s, that’s, if that goes to zero, then that’s it. Now then we need to focus on value creation. And what I would believe is that you still need people to do the validation part and the strategic thinking. So the shift would be not people prompting and briefing,</w:t>
+      </w:r>
+      <w:r>
+        <w:t xml:space="preserve"> </w:t>
+      </w:r>
+      <w:r>
+        <w:t xml:space="preserve">“Hey, this is what I need.”</w:t>
+      </w:r>
+      <w:r>
+        <w:t xml:space="preserve"> </w:t>
+      </w:r>
+      <w:r>
+        <w:t xml:space="preserve">No, clearly think,</w:t>
+      </w:r>
+      <w:r>
+        <w:t xml:space="preserve"> </w:t>
+      </w:r>
+      <w:r>
+        <w:t xml:space="preserve">“Is this the best option for what I’m trying to achieve?”</w:t>
+      </w:r>
+      <w:r>
+        <w:t xml:space="preserve"> </w:t>
+      </w:r>
+      <w:r>
+        <w:t xml:space="preserve">And try to optimize it to a higher, uh, sense. And optimizing AI can support it as well. Uh, but I still believe for authenticity, et cetera, we need people and human to do, uh, the actual, uh, work assisted in, uh, in that way. Yeah.</w:t>
       </w:r>
     </w:p>
     <w:p>
@@ -929,43 +977,7 @@
         <w:pStyle w:val="BodyText"/>
       </w:pPr>
       <w:r>
-        <w:t xml:space="preserve">So the hypothesis would be that for you, [redacted]’s, digital twin, it works better to say,</w:t>
-      </w:r>
-      <w:r>
-        <w:t xml:space="preserve"> </w:t>
-      </w:r>
-      <w:r>
-        <w:t xml:space="preserve">“Hey, in the weekend, are you busy?”</w:t>
-      </w:r>
-      <w:r>
-        <w:t xml:space="preserve"> </w:t>
-      </w:r>
-      <w:r>
-        <w:t xml:space="preserve">Et cetera, et cetera. Uh, but maybe from the data that we’re collecting, it’s not a good, uh, optimization, and then we want to switch in that for different variants. So then the main driver will not be cost reduction because that’s, that’s, if that goes to zero, then that’s it. Now then we need to focus on value creation. And what I would believe is that you still need people to do the validation part and the strategic thinking. So the shift would be not people prompting and briefing,</w:t>
-      </w:r>
-      <w:r>
-        <w:t xml:space="preserve"> </w:t>
-      </w:r>
-      <w:r>
-        <w:t xml:space="preserve">“Hey, this is what I need.”</w:t>
-      </w:r>
-      <w:r>
-        <w:t xml:space="preserve"> </w:t>
-      </w:r>
-      <w:r>
-        <w:t xml:space="preserve">No, clearly think,</w:t>
-      </w:r>
-      <w:r>
-        <w:t xml:space="preserve"> </w:t>
-      </w:r>
-      <w:r>
-        <w:t xml:space="preserve">“Is this the best option for what I’m trying to achieve?”</w:t>
-      </w:r>
-      <w:r>
-        <w:t xml:space="preserve"> </w:t>
-      </w:r>
-      <w:r>
-        <w:t xml:space="preserve">And try to optimize it to a higher, uh, sense. And optimizing AI can support it as well. Uh, but I still believe for authenticity, et cetera, we need people and human to do, uh, the actual, uh, work assisted in, uh, in that way. Yeah.</w:t>
+        <w:t xml:space="preserve">[redacted]</w:t>
       </w:r>
     </w:p>
     <w:p>
@@ -973,7 +985,193 @@
         <w:pStyle w:val="BodyText"/>
       </w:pPr>
       <w:r>
-        <w:t xml:space="preserve">[redacted]</w:t>
+        <w:t xml:space="preserve">[Them]</w:t>
+      </w:r>
+      <w:r>
+        <w:t xml:space="preserve"> </w:t>
+      </w:r>
+      <w:r>
+        <w:t xml:space="preserve">Yeah, yeah</w:t>
+      </w:r>
+    </w:p>
+    <w:p>
+      <w:pPr>
+        <w:pStyle w:val="BlockText"/>
+      </w:pPr>
+      <w:r>
+        <w:rPr>
+          <w:i/>
+          <w:iCs/>
+        </w:rPr>
+        <w:t xml:space="preserve">[Me]</w:t>
+      </w:r>
+      <w:r>
+        <w:t xml:space="preserve"> </w:t>
+      </w:r>
+      <w:r>
+        <w:rPr>
+          <w:i/>
+          <w:iCs/>
+        </w:rPr>
+        <w:t xml:space="preserve">… i- is good for you, then I know everything else is good as well.</w:t>
+      </w:r>
+    </w:p>
+    <w:p>
+      <w:pPr>
+        <w:pStyle w:val="FirstParagraph"/>
+      </w:pPr>
+      <w:r>
+        <w:t xml:space="preserve">[Them]</w:t>
+      </w:r>
+      <w:r>
+        <w:t xml:space="preserve"> </w:t>
+      </w:r>
+      <w:r>
+        <w:t xml:space="preserve">Yeah.</w:t>
+      </w:r>
+    </w:p>
+    <w:p>
+      <w:pPr>
+        <w:pStyle w:val="BlockText"/>
+      </w:pPr>
+      <w:r>
+        <w:rPr>
+          <w:i/>
+          <w:iCs/>
+        </w:rPr>
+        <w:t xml:space="preserve">[Me]</w:t>
+      </w:r>
+      <w:r>
+        <w:t xml:space="preserve"> </w:t>
+      </w:r>
+      <w:r>
+        <w:rPr>
+          <w:i/>
+          <w:iCs/>
+        </w:rPr>
+        <w:t xml:space="preserve">Uh, clear. And even the things that I publish are, like, they don’t have your name. None of it does.</w:t>
+      </w:r>
+    </w:p>
+    <w:p>
+      <w:pPr>
+        <w:pStyle w:val="FirstParagraph"/>
+      </w:pPr>
+      <w:r>
+        <w:t xml:space="preserve">[Them]</w:t>
+      </w:r>
+      <w:r>
+        <w:t xml:space="preserve"> </w:t>
+      </w:r>
+      <w:r>
+        <w:t xml:space="preserve">Okay. Also the audio domain.</w:t>
+      </w:r>
+    </w:p>
+    <w:p>
+      <w:pPr>
+        <w:pStyle w:val="BlockText"/>
+      </w:pPr>
+      <w:r>
+        <w:rPr>
+          <w:i/>
+          <w:iCs/>
+        </w:rPr>
+        <w:t xml:space="preserve">[Me]</w:t>
+      </w:r>
+      <w:r>
+        <w:t xml:space="preserve"> </w:t>
+      </w:r>
+      <w:r>
+        <w:rPr>
+          <w:i/>
+          <w:iCs/>
+        </w:rPr>
+        <w:t xml:space="preserve">I will probably say something in my research about working with external companies, but that’s mainly also because everybody else is also working with external companies. [laughs]</w:t>
+      </w:r>
+    </w:p>
+    <w:p>
+      <w:pPr>
+        <w:pStyle w:val="FirstParagraph"/>
+      </w:pPr>
+      <w:r>
+        <w:t xml:space="preserve">[Them]</w:t>
+      </w:r>
+      <w:r>
+        <w:t xml:space="preserve"> </w:t>
+      </w:r>
+      <w:r>
+        <w:t xml:space="preserve">Yeah, yeah.</w:t>
+      </w:r>
+    </w:p>
+    <w:p>
+      <w:pPr>
+        <w:pStyle w:val="BlockText"/>
+      </w:pPr>
+      <w:r>
+        <w:rPr>
+          <w:i/>
+          <w:iCs/>
+        </w:rPr>
+        <w:t xml:space="preserve">[Me]</w:t>
+      </w:r>
+      <w:r>
+        <w:t xml:space="preserve"> </w:t>
+      </w:r>
+      <w:r>
+        <w:rPr>
+          <w:i/>
+          <w:iCs/>
+        </w:rPr>
+        <w:t xml:space="preserve">It’s just part of the game. Cool. Um, but I think… No, let’s first dive into more use cases. So what, what else are you doing with agentic AI within the organization?</w:t>
+      </w:r>
+    </w:p>
+    <w:p>
+      <w:pPr>
+        <w:pStyle w:val="FirstParagraph"/>
+      </w:pPr>
+      <w:r>
+        <w:t xml:space="preserve">[Them]</w:t>
+      </w:r>
+      <w:r>
+        <w:t xml:space="preserve"> </w:t>
+      </w:r>
+      <w:r>
+        <w:t xml:space="preserve">Um, so these are more of the-</w:t>
+      </w:r>
+    </w:p>
+    <w:p>
+      <w:pPr>
+        <w:pStyle w:val="BlockText"/>
+      </w:pPr>
+      <w:r>
+        <w:rPr>
+          <w:i/>
+          <w:iCs/>
+        </w:rPr>
+        <w:t xml:space="preserve">[Me]</w:t>
+      </w:r>
+      <w:r>
+        <w:t xml:space="preserve"> </w:t>
+      </w:r>
+      <w:r>
+        <w:rPr>
+          <w:i/>
+          <w:iCs/>
+        </w:rPr>
+        <w:t xml:space="preserve">Content creation, validating the brands, ideation, and a little bit about conversational analytics.</w:t>
+      </w:r>
+    </w:p>
+    <w:p>
+      <w:pPr>
+        <w:pStyle w:val="FirstParagraph"/>
+      </w:pPr>
+      <w:r>
+        <w:t xml:space="preserve">[Them]</w:t>
+      </w:r>
+      <w:r>
+        <w:t xml:space="preserve"> </w:t>
+      </w:r>
+      <w:r>
+        <w:t xml:space="preserve">Yeah. So that’s in the marketing intelligence as well. I think then it’s not, maybe, not sure if it’s in the first category that you described. So it’s not acting, but maybe kind of planning or basically it’s gathering data from maybe multiple sources. But conversational analytics is, uh, definitely a use case that we’re working on. Um, so we have m- multiple tr- uh, projects in there, but yeah, basically it’s indeed talking to, uh, talking to data. I think it’s, uh, it’s honestly, it’s not that impressive anymore to, to do that. But, um, I think what’s important to understand maybe also for your research is that I started this summer two years ago with a track on, uh, data governance, so in, in data catalog, basically describing our business definitions, um, and technical lineage of our digital data landscape. And so basically because I believe that we needed that for the enablement of AI on conversational analytics.</w:t>
       </w:r>
     </w:p>
     <w:p>
@@ -981,193 +1179,7 @@
         <w:pStyle w:val="BodyText"/>
       </w:pPr>
       <w:r>
-        <w:t xml:space="preserve">[Them]</w:t>
-      </w:r>
-      <w:r>
-        <w:t xml:space="preserve"> </w:t>
-      </w:r>
-      <w:r>
-        <w:t xml:space="preserve">Yeah, yeah</w:t>
-      </w:r>
-    </w:p>
-    <w:p>
-      <w:pPr>
-        <w:pStyle w:val="BlockText"/>
-      </w:pPr>
-      <w:r>
-        <w:rPr>
-          <w:i/>
-          <w:iCs/>
-        </w:rPr>
-        <w:t xml:space="preserve">[Me]</w:t>
-      </w:r>
-      <w:r>
-        <w:t xml:space="preserve"> </w:t>
-      </w:r>
-      <w:r>
-        <w:rPr>
-          <w:i/>
-          <w:iCs/>
-        </w:rPr>
-        <w:t xml:space="preserve">… i- is good for you, then I know everything else is good as well.</w:t>
-      </w:r>
-    </w:p>
-    <w:p>
-      <w:pPr>
-        <w:pStyle w:val="FirstParagraph"/>
-      </w:pPr>
-      <w:r>
-        <w:t xml:space="preserve">[Them]</w:t>
-      </w:r>
-      <w:r>
-        <w:t xml:space="preserve"> </w:t>
-      </w:r>
-      <w:r>
-        <w:t xml:space="preserve">Yeah.</w:t>
-      </w:r>
-    </w:p>
-    <w:p>
-      <w:pPr>
-        <w:pStyle w:val="BlockText"/>
-      </w:pPr>
-      <w:r>
-        <w:rPr>
-          <w:i/>
-          <w:iCs/>
-        </w:rPr>
-        <w:t xml:space="preserve">[Me]</w:t>
-      </w:r>
-      <w:r>
-        <w:t xml:space="preserve"> </w:t>
-      </w:r>
-      <w:r>
-        <w:rPr>
-          <w:i/>
-          <w:iCs/>
-        </w:rPr>
-        <w:t xml:space="preserve">Uh, clear. And even the things that I publish are, like, they don’t have your name. None of it does.</w:t>
-      </w:r>
-    </w:p>
-    <w:p>
-      <w:pPr>
-        <w:pStyle w:val="FirstParagraph"/>
-      </w:pPr>
-      <w:r>
-        <w:t xml:space="preserve">[Them]</w:t>
-      </w:r>
-      <w:r>
-        <w:t xml:space="preserve"> </w:t>
-      </w:r>
-      <w:r>
-        <w:t xml:space="preserve">Okay. Also the audio domain.</w:t>
-      </w:r>
-    </w:p>
-    <w:p>
-      <w:pPr>
-        <w:pStyle w:val="BlockText"/>
-      </w:pPr>
-      <w:r>
-        <w:rPr>
-          <w:i/>
-          <w:iCs/>
-        </w:rPr>
-        <w:t xml:space="preserve">[Me]</w:t>
-      </w:r>
-      <w:r>
-        <w:t xml:space="preserve"> </w:t>
-      </w:r>
-      <w:r>
-        <w:rPr>
-          <w:i/>
-          <w:iCs/>
-        </w:rPr>
-        <w:t xml:space="preserve">I will probably say something in my research about working with external companies, but that’s mainly also because everybody else is also working with external companies. [laughs]</w:t>
-      </w:r>
-    </w:p>
-    <w:p>
-      <w:pPr>
-        <w:pStyle w:val="FirstParagraph"/>
-      </w:pPr>
-      <w:r>
-        <w:t xml:space="preserve">[Them]</w:t>
-      </w:r>
-      <w:r>
-        <w:t xml:space="preserve"> </w:t>
-      </w:r>
-      <w:r>
-        <w:t xml:space="preserve">Yeah, yeah.</w:t>
-      </w:r>
-    </w:p>
-    <w:p>
-      <w:pPr>
-        <w:pStyle w:val="BlockText"/>
-      </w:pPr>
-      <w:r>
-        <w:rPr>
-          <w:i/>
-          <w:iCs/>
-        </w:rPr>
-        <w:t xml:space="preserve">[Me]</w:t>
-      </w:r>
-      <w:r>
-        <w:t xml:space="preserve"> </w:t>
-      </w:r>
-      <w:r>
-        <w:rPr>
-          <w:i/>
-          <w:iCs/>
-        </w:rPr>
-        <w:t xml:space="preserve">It’s just part of the game. Cool. Um, but I think… No, let’s first dive into more use cases. So what, what else are you doing with agentic AI within the organization?</w:t>
-      </w:r>
-    </w:p>
-    <w:p>
-      <w:pPr>
-        <w:pStyle w:val="FirstParagraph"/>
-      </w:pPr>
-      <w:r>
-        <w:t xml:space="preserve">[Them]</w:t>
-      </w:r>
-      <w:r>
-        <w:t xml:space="preserve"> </w:t>
-      </w:r>
-      <w:r>
-        <w:t xml:space="preserve">Um, so these are more of the-</w:t>
-      </w:r>
-    </w:p>
-    <w:p>
-      <w:pPr>
-        <w:pStyle w:val="BlockText"/>
-      </w:pPr>
-      <w:r>
-        <w:rPr>
-          <w:i/>
-          <w:iCs/>
-        </w:rPr>
-        <w:t xml:space="preserve">[Me]</w:t>
-      </w:r>
-      <w:r>
-        <w:t xml:space="preserve"> </w:t>
-      </w:r>
-      <w:r>
-        <w:rPr>
-          <w:i/>
-          <w:iCs/>
-        </w:rPr>
-        <w:t xml:space="preserve">Content creation, validating the brands, ideation, and a little bit about conversational analytics.</w:t>
-      </w:r>
-    </w:p>
-    <w:p>
-      <w:pPr>
-        <w:pStyle w:val="FirstParagraph"/>
-      </w:pPr>
-      <w:r>
-        <w:t xml:space="preserve">[Them]</w:t>
-      </w:r>
-      <w:r>
-        <w:t xml:space="preserve"> </w:t>
-      </w:r>
-      <w:r>
-        <w:t xml:space="preserve">Yeah. So that’s in the marketing intelligence as well. I think then it’s not, maybe, not sure if it’s in the first category that you described. So it’s not acting, but maybe kind of planning or basically it’s gathering data from maybe multiple sources. But conversational analytics is, uh, definitely a use case that we’re working on. Um, so we have m- multiple tr- uh, projects in there, but yeah, basically it’s indeed talking to, uh, talking to data. I think it’s, uh, it’s honestly, it’s not that impressive anymore to, to do that. But, um, I think what’s important to understand maybe also for your research is that I started this summer two years ago with a track on, uh, data governance, so in, in data catalog, basically describing our business definitions, um, and technical lineage of our digital data landscape. And so basically because I believe that we needed that for the enablement of AI on conversational analytics.</w:t>
+        <w:t xml:space="preserve">Um, and one of the, uh, the good findings that we got out of these, these sessions is basically what we did is we gathered around all the business owners, uh, and then we had different events or different, uh, business definitions. And one, for example, is, um, an add to cart. Uh, and I would assume, but that’s a different, uh, that’s a bad idea, uh, to be honest. I would assume that there’s one definition of an add to cart. Because it’s the click on the bottom of an add to cart. We got out five different definitions of that add to cart. So this is a problem if you want to feed it to AI, uh, but also already in dashboarding, if people have a different interpretation of what it means, we could conclude different, uh, things to act.</w:t>
       </w:r>
     </w:p>
     <w:p>
@@ -1175,7 +1187,55 @@
         <w:pStyle w:val="BodyText"/>
       </w:pPr>
       <w:r>
-        <w:t xml:space="preserve">Um, and one of the, uh, the good findings that we got out of these, these sessions is basically what we did is we gathered around all the business owners, uh, and then we had different events or different, uh, business definitions. And one, for example, is, um, an add to cart. Uh, and I would assume, but that’s a different, uh, that’s a bad idea, uh, to be honest. I would assume that there’s one definition of an add to cart. Because it’s the click on the bottom of an add to cart. We got out five different definitions of that add to cart. So this is a problem if you want to feed it to AI, uh, but also already in dashboarding, if people have a different interpretation of what it means, we could conclude different, uh, things to act.</w:t>
+        <w:t xml:space="preserve">So we cleaned up that part with setting it up with correct, uh, and agreed on business definitions with business owners being responsible for, uh, the definition. Uh, and then we add a technical lineage between the definition and where it’s to be found and how it’s to be modeled within the, uh, the data sources that we got. So we, we already did that part, so it was pretty easy for us to start, uh, the LLM wrapper around the, uh, conversational analytics, uh, part.</w:t>
+      </w:r>
+    </w:p>
+    <w:p>
+      <w:pPr>
+        <w:pStyle w:val="BlockText"/>
+      </w:pPr>
+      <w:r>
+        <w:rPr>
+          <w:i/>
+          <w:iCs/>
+        </w:rPr>
+        <w:t xml:space="preserve">[Me]</w:t>
+      </w:r>
+      <w:r>
+        <w:t xml:space="preserve"> </w:t>
+      </w:r>
+      <w:r>
+        <w:rPr>
+          <w:i/>
+          <w:iCs/>
+        </w:rPr>
+        <w:t xml:space="preserve">Super interesting. So you’re essentially, uh, finding a lot of issues with how you’re doing things now probably as well because you are making things ready for AI.</w:t>
+      </w:r>
+    </w:p>
+    <w:p>
+      <w:pPr>
+        <w:pStyle w:val="FirstParagraph"/>
+      </w:pPr>
+      <w:r>
+        <w:t xml:space="preserve">[Them]</w:t>
+      </w:r>
+      <w:r>
+        <w:t xml:space="preserve"> </w:t>
+      </w:r>
+      <w:r>
+        <w:t xml:space="preserve">Yes. Yeah, and then that’s interesting because the, uh, then you think about how do you store knowledge. So for example, one of the, um, um, common examples that I gave is that for… We, we have a partnership with [redacted], uh, and [redacted], the abbreviation of [redacted] is [redacted]. So if, for example, if a business owner sends a message to an analyst,</w:t>
+      </w:r>
+      <w:r>
+        <w:t xml:space="preserve"> </w:t>
+      </w:r>
+      <w:r>
+        <w:t xml:space="preserve">“Hey, could you retrieve the results of the [redacted] campaign?”</w:t>
+      </w:r>
+      <w:r>
+        <w:t xml:space="preserve"> </w:t>
+      </w:r>
+      <w:r>
+        <w:t xml:space="preserve">Yeah. Who knows what [redacted] means, right? So that’s the- … that’s typical business jargon. Like, uh- … uh, and you, and you need to be able to store that in a proper way as well.</w:t>
       </w:r>
     </w:p>
     <w:p>
@@ -1183,55 +1243,187 @@
         <w:pStyle w:val="BodyText"/>
       </w:pPr>
       <w:r>
-        <w:t xml:space="preserve">So we cleaned up that part with setting it up with correct, uh, and agreed on business definitions with business owners being responsible for, uh, the definition. Uh, and then we add a technical lineage between the definition and where it’s to be found and how it’s to be modeled within the, uh, the data sources that we got. So we, we already did that part, so it was pretty easy for us to start, uh, the LLM wrapper around the, uh, conversational analytics, uh, part.</w:t>
-      </w:r>
-    </w:p>
-    <w:p>
-      <w:pPr>
-        <w:pStyle w:val="BlockText"/>
-      </w:pPr>
-      <w:r>
-        <w:rPr>
-          <w:i/>
-          <w:iCs/>
-        </w:rPr>
-        <w:t xml:space="preserve">[Me]</w:t>
-      </w:r>
-      <w:r>
-        <w:t xml:space="preserve"> </w:t>
-      </w:r>
-      <w:r>
-        <w:rPr>
-          <w:i/>
-          <w:iCs/>
-        </w:rPr>
-        <w:t xml:space="preserve">Super interesting. So you’re essentially, uh, finding a lot of issues with how you’re doing things now probably as well because you are making things ready for AI.</w:t>
-      </w:r>
-    </w:p>
-    <w:p>
-      <w:pPr>
-        <w:pStyle w:val="FirstParagraph"/>
-      </w:pPr>
-      <w:r>
-        <w:t xml:space="preserve">[Them]</w:t>
-      </w:r>
-      <w:r>
-        <w:t xml:space="preserve"> </w:t>
-      </w:r>
-      <w:r>
-        <w:t xml:space="preserve">Yes. Yeah, and then that’s interesting because the, uh, then you think about how do you store knowledge. So for example, one of the, um, um, common examples that I gave is that for… We, we have a partnership with [redacted], uh, and [redacted], the abbreviation of [redacted] is [redacted]. So if, for example, if a business owner sends a message to an analyst,</w:t>
-      </w:r>
-      <w:r>
-        <w:t xml:space="preserve"> </w:t>
-      </w:r>
-      <w:r>
-        <w:t xml:space="preserve">“Hey, could you retrieve the results of the [redacted] campaign?”</w:t>
-      </w:r>
-      <w:r>
-        <w:t xml:space="preserve"> </w:t>
-      </w:r>
-      <w:r>
-        <w:t xml:space="preserve">Yeah. Who knows what [redacted] means, right? So that’s the- … that’s typical business jargon. Like, uh- … uh, and you, and you need to be able to store that in a proper way as well.</w:t>
+        <w:t xml:space="preserve">And I think that’s something that I still don’t have a really good clue in because these business definitions, yeah, could be a place, but then yeah, are you going to add a lot of stuff there? I don’t know. So- … that’s, that’s the stuff that we’re really learning now. Basically, how did you do it in the, the traditional way, and how it would be in a, in a new way, um, and continuously learning from that. So no, conversational analytics is definitely a use case we, uh, we work on.</w:t>
+      </w:r>
+    </w:p>
+    <w:p>
+      <w:pPr>
+        <w:pStyle w:val="BlockText"/>
+      </w:pPr>
+      <w:r>
+        <w:rPr>
+          <w:i/>
+          <w:iCs/>
+        </w:rPr>
+        <w:t xml:space="preserve">[Me]</w:t>
+      </w:r>
+      <w:r>
+        <w:t xml:space="preserve"> </w:t>
+      </w:r>
+      <w:r>
+        <w:rPr>
+          <w:i/>
+          <w:iCs/>
+        </w:rPr>
+        <w:t xml:space="preserve">Yeah. So that also means then that you’re, like, figuring just a lot of tactical, technical things out.</w:t>
+      </w:r>
+    </w:p>
+    <w:p>
+      <w:pPr>
+        <w:pStyle w:val="FirstParagraph"/>
+      </w:pPr>
+      <w:r>
+        <w:t xml:space="preserve">[Them]</w:t>
+      </w:r>
+      <w:r>
+        <w:t xml:space="preserve"> </w:t>
+      </w:r>
+      <w:r>
+        <w:t xml:space="preserve">Yes.</w:t>
+      </w:r>
+    </w:p>
+    <w:p>
+      <w:pPr>
+        <w:pStyle w:val="BlockText"/>
+      </w:pPr>
+      <w:r>
+        <w:rPr>
+          <w:i/>
+          <w:iCs/>
+        </w:rPr>
+        <w:t xml:space="preserve">[Me]</w:t>
+      </w:r>
+      <w:r>
+        <w:t xml:space="preserve"> </w:t>
+      </w:r>
+      <w:r>
+        <w:rPr>
+          <w:i/>
+          <w:iCs/>
+        </w:rPr>
+        <w:t xml:space="preserve">Okay. Uh, I probably don’t wanna dive too deep in that, but, uh, I, I like the thought that you’re, like, at boundaries here and, uh, figuring stuff out, uh, fig- finding issues that you, uh, probably wouldn’t think of before and search… Maybe also still searching for the solution there. Uh-</w:t>
+      </w:r>
+    </w:p>
+    <w:p>
+      <w:pPr>
+        <w:pStyle w:val="FirstParagraph"/>
+      </w:pPr>
+      <w:r>
+        <w:t xml:space="preserve">[Them]</w:t>
+      </w:r>
+      <w:r>
+        <w:t xml:space="preserve"> </w:t>
+      </w:r>
+      <w:r>
+        <w:t xml:space="preserve">Definitely</w:t>
+      </w:r>
+    </w:p>
+    <w:p>
+      <w:pPr>
+        <w:pStyle w:val="BlockText"/>
+      </w:pPr>
+      <w:r>
+        <w:rPr>
+          <w:i/>
+          <w:iCs/>
+        </w:rPr>
+        <w:t xml:space="preserve">[Me]</w:t>
+      </w:r>
+      <w:r>
+        <w:t xml:space="preserve"> </w:t>
+      </w:r>
+      <w:r>
+        <w:rPr>
+          <w:i/>
+          <w:iCs/>
+        </w:rPr>
+        <w:t xml:space="preserve">do we have other use cases where you are, uh, involved with or that you see-</w:t>
+      </w:r>
+    </w:p>
+    <w:p>
+      <w:pPr>
+        <w:pStyle w:val="FirstParagraph"/>
+      </w:pPr>
+      <w:r>
+        <w:t xml:space="preserve">[Them]</w:t>
+      </w:r>
+      <w:r>
+        <w:t xml:space="preserve"> </w:t>
+      </w:r>
+      <w:r>
+        <w:t xml:space="preserve">Yeah. So-</w:t>
+      </w:r>
+    </w:p>
+    <w:p>
+      <w:pPr>
+        <w:pStyle w:val="BlockText"/>
+      </w:pPr>
+      <w:r>
+        <w:rPr>
+          <w:i/>
+          <w:iCs/>
+        </w:rPr>
+        <w:t xml:space="preserve">[Me]</w:t>
+      </w:r>
+      <w:r>
+        <w:t xml:space="preserve"> </w:t>
+      </w:r>
+      <w:r>
+        <w:rPr>
+          <w:i/>
+          <w:iCs/>
+        </w:rPr>
+        <w:t xml:space="preserve">… in the organization</w:t>
+      </w:r>
+    </w:p>
+    <w:p>
+      <w:pPr>
+        <w:pStyle w:val="FirstParagraph"/>
+      </w:pPr>
+      <w:r>
+        <w:t xml:space="preserve">[Them]</w:t>
+      </w:r>
+      <w:r>
+        <w:t xml:space="preserve"> </w:t>
+      </w:r>
+      <w:r>
+        <w:t xml:space="preserve">… what we could do is we could finish up this umbrella, and I think one other important thought, maybe you’re going to question me about it as well, I think is adoption, uh, which is a different track. So we’re now focusing more on the use cases part, but it needs to be hand in hand, otherwise it will be, the, the equation will be zero.</w:t>
+      </w:r>
+    </w:p>
+    <w:p>
+      <w:pPr>
+        <w:pStyle w:val="BlockText"/>
+      </w:pPr>
+      <w:r>
+        <w:rPr>
+          <w:i/>
+          <w:iCs/>
+        </w:rPr>
+        <w:t xml:space="preserve">[Me]</w:t>
+      </w:r>
+      <w:r>
+        <w:t xml:space="preserve"> </w:t>
+      </w:r>
+      <w:r>
+        <w:rPr>
+          <w:i/>
+          <w:iCs/>
+        </w:rPr>
+        <w:t xml:space="preserve">Yeah. And I, I’m making a, a list obviously, so we can go through the benefits and downsides and adoption. And I liked that you talked about measuring. I wanna dive a little bit deeper into that as well. Uh-</w:t>
+      </w:r>
+    </w:p>
+    <w:p>
+      <w:pPr>
+        <w:pStyle w:val="FirstParagraph"/>
+      </w:pPr>
+      <w:r>
+        <w:t xml:space="preserve">[Them]</w:t>
+      </w:r>
+      <w:r>
+        <w:t xml:space="preserve"> </w:t>
+      </w:r>
+      <w:r>
+        <w:t xml:space="preserve">Cool. Yeah. Maybe to finish up the umbrella, so I, I mentioned the third layer that’s more of the, the performance layer. So here’s where we already do a lot of stuff with predictive AI for a couple of years. So we have our best next action platform, which is self-built. Uh, and basically it decides what offer do we need to show next to which customer on which channel. Um, and doing a lot of testing and optimization from that area. Uh, and if you look at that as a center of performance, then yes, you could integrate more channels, do more stuff, but there are different elements around that decisioning part, which, uh, helps in making better decisions.</w:t>
       </w:r>
     </w:p>
     <w:p>
@@ -1239,187 +1431,7 @@
         <w:pStyle w:val="BodyText"/>
       </w:pPr>
       <w:r>
-        <w:t xml:space="preserve">And I think that’s something that I still don’t have a really good clue in because these business definitions, yeah, could be a place, but then yeah, are you going to add a lot of stuff there? I don’t know. So- … that’s, that’s the stuff that we’re really learning now. Basically, how did you do it in the, the traditional way, and how it would be in a, in a new way, um, and continuously learning from that. So no, conversational analytics is definitely a use case we, uh, we work on.</w:t>
-      </w:r>
-    </w:p>
-    <w:p>
-      <w:pPr>
-        <w:pStyle w:val="BlockText"/>
-      </w:pPr>
-      <w:r>
-        <w:rPr>
-          <w:i/>
-          <w:iCs/>
-        </w:rPr>
-        <w:t xml:space="preserve">[Me]</w:t>
-      </w:r>
-      <w:r>
-        <w:t xml:space="preserve"> </w:t>
-      </w:r>
-      <w:r>
-        <w:rPr>
-          <w:i/>
-          <w:iCs/>
-        </w:rPr>
-        <w:t xml:space="preserve">Yeah. So that also means then that you’re, like, figuring just a lot of tactical, technical things out.</w:t>
-      </w:r>
-    </w:p>
-    <w:p>
-      <w:pPr>
-        <w:pStyle w:val="FirstParagraph"/>
-      </w:pPr>
-      <w:r>
-        <w:t xml:space="preserve">[Them]</w:t>
-      </w:r>
-      <w:r>
-        <w:t xml:space="preserve"> </w:t>
-      </w:r>
-      <w:r>
-        <w:t xml:space="preserve">Yes.</w:t>
-      </w:r>
-    </w:p>
-    <w:p>
-      <w:pPr>
-        <w:pStyle w:val="BlockText"/>
-      </w:pPr>
-      <w:r>
-        <w:rPr>
-          <w:i/>
-          <w:iCs/>
-        </w:rPr>
-        <w:t xml:space="preserve">[Me]</w:t>
-      </w:r>
-      <w:r>
-        <w:t xml:space="preserve"> </w:t>
-      </w:r>
-      <w:r>
-        <w:rPr>
-          <w:i/>
-          <w:iCs/>
-        </w:rPr>
-        <w:t xml:space="preserve">Okay. Uh, I probably don’t wanna dive too deep in that, but, uh, I, I like the thought that you’re, like, at boundaries here and, uh, figuring stuff out, uh, fig- finding issues that you, uh, probably wouldn’t think of before and search… Maybe also still searching for the solution there. Uh-</w:t>
-      </w:r>
-    </w:p>
-    <w:p>
-      <w:pPr>
-        <w:pStyle w:val="FirstParagraph"/>
-      </w:pPr>
-      <w:r>
-        <w:t xml:space="preserve">[Them]</w:t>
-      </w:r>
-      <w:r>
-        <w:t xml:space="preserve"> </w:t>
-      </w:r>
-      <w:r>
-        <w:t xml:space="preserve">Definitely</w:t>
-      </w:r>
-    </w:p>
-    <w:p>
-      <w:pPr>
-        <w:pStyle w:val="BlockText"/>
-      </w:pPr>
-      <w:r>
-        <w:rPr>
-          <w:i/>
-          <w:iCs/>
-        </w:rPr>
-        <w:t xml:space="preserve">[Me]</w:t>
-      </w:r>
-      <w:r>
-        <w:t xml:space="preserve"> </w:t>
-      </w:r>
-      <w:r>
-        <w:rPr>
-          <w:i/>
-          <w:iCs/>
-        </w:rPr>
-        <w:t xml:space="preserve">do we have other use cases where you are, uh, involved with or that you see-</w:t>
-      </w:r>
-    </w:p>
-    <w:p>
-      <w:pPr>
-        <w:pStyle w:val="FirstParagraph"/>
-      </w:pPr>
-      <w:r>
-        <w:t xml:space="preserve">[Them]</w:t>
-      </w:r>
-      <w:r>
-        <w:t xml:space="preserve"> </w:t>
-      </w:r>
-      <w:r>
-        <w:t xml:space="preserve">Yeah. So-</w:t>
-      </w:r>
-    </w:p>
-    <w:p>
-      <w:pPr>
-        <w:pStyle w:val="BlockText"/>
-      </w:pPr>
-      <w:r>
-        <w:rPr>
-          <w:i/>
-          <w:iCs/>
-        </w:rPr>
-        <w:t xml:space="preserve">[Me]</w:t>
-      </w:r>
-      <w:r>
-        <w:t xml:space="preserve"> </w:t>
-      </w:r>
-      <w:r>
-        <w:rPr>
-          <w:i/>
-          <w:iCs/>
-        </w:rPr>
-        <w:t xml:space="preserve">… in the organization</w:t>
-      </w:r>
-    </w:p>
-    <w:p>
-      <w:pPr>
-        <w:pStyle w:val="FirstParagraph"/>
-      </w:pPr>
-      <w:r>
-        <w:t xml:space="preserve">[Them]</w:t>
-      </w:r>
-      <w:r>
-        <w:t xml:space="preserve"> </w:t>
-      </w:r>
-      <w:r>
-        <w:t xml:space="preserve">… what we could do is we could finish up this umbrella, and I think one other important thought, maybe you’re going to question me about it as well, I think is adoption, uh, which is a different track. So we’re now focusing more on the use cases part, but it needs to be hand in hand, otherwise it will be, the, the equation will be zero.</w:t>
-      </w:r>
-    </w:p>
-    <w:p>
-      <w:pPr>
-        <w:pStyle w:val="BlockText"/>
-      </w:pPr>
-      <w:r>
-        <w:rPr>
-          <w:i/>
-          <w:iCs/>
-        </w:rPr>
-        <w:t xml:space="preserve">[Me]</w:t>
-      </w:r>
-      <w:r>
-        <w:t xml:space="preserve"> </w:t>
-      </w:r>
-      <w:r>
-        <w:rPr>
-          <w:i/>
-          <w:iCs/>
-        </w:rPr>
-        <w:t xml:space="preserve">Yeah. And I, I’m making a, a list obviously, so we can go through the benefits and downsides and adoption. And I liked that you talked about measuring. I wanna dive a little bit deeper into that as well. Uh-</w:t>
-      </w:r>
-    </w:p>
-    <w:p>
-      <w:pPr>
-        <w:pStyle w:val="FirstParagraph"/>
-      </w:pPr>
-      <w:r>
-        <w:t xml:space="preserve">[Them]</w:t>
-      </w:r>
-      <w:r>
-        <w:t xml:space="preserve"> </w:t>
-      </w:r>
-      <w:r>
-        <w:t xml:space="preserve">Cool. Yeah. Maybe to finish up the umbrella, so I, I mentioned the third layer that’s more of the, the performance layer. So here’s where we already do a lot of stuff with predictive AI for a couple of years. So we have our best next action platform, which is self-built. Uh, and basically it decides what offer do we need to show next to which customer on which channel. Um, and doing a lot of testing and optimization from that area. Uh, and if you look at that as a center of performance, then yes, you could integrate more channels, do more stuff, but there are different elements around that decisioning part, which, uh, helps in making better decisions.</w:t>
+        <w:t xml:space="preserve">So one concrete example would be a, for example, a briefing agent, some kind of stuff. So there’s a lot of work still needed to sometimes make selections of, of audiences. But if you need to make a selection of an audience, you need to know whom, what requirements do you have to have in that audience. So that’s a exchange between technical people and business people, and typically they need to be in a meeting together to discover, okay, what do you, what do we have, what do you want- … et cetera, et cetera.</w:t>
       </w:r>
     </w:p>
     <w:p>
@@ -1427,7 +1439,115 @@
         <w:pStyle w:val="BodyText"/>
       </w:pPr>
       <w:r>
-        <w:t xml:space="preserve">So one concrete example would be a, for example, a briefing agent, some kind of stuff. So there’s a lot of work still needed to sometimes make selections of, of audiences. But if you need to make a selection of an audience, you need to know whom, what requirements do you have to have in that audience. So that’s a exchange between technical people and business people, and typically they need to be in a meeting together to discover, okay, what do you, what do we have, what do you want- … et cetera, et cetera.</w:t>
+        <w:t xml:space="preserve">And I feel that this, this is one of the things that we planned, not, not already working on, is that a briefing agent could help because in the end it should be standardized systematic work, uh, that where maybe added to conversational analytics there that you could deep dive a little bit about, hey, this size of this audience- … is this and this and this. Maybe even calculate the expected return on the, uh, investment or whatever you want to do with it. And then a business person can decide, yeah, this is the perfect audience that I need. Uh, and then yeah, you could decide, do we need to have people building that audiences if we already set it up with the requirements, maybe that can be transferred to the systems that do the decision.</w:t>
+      </w:r>
+    </w:p>
+    <w:p>
+      <w:pPr>
+        <w:pStyle w:val="BlockText"/>
+      </w:pPr>
+      <w:r>
+        <w:rPr>
+          <w:i/>
+          <w:iCs/>
+        </w:rPr>
+        <w:t xml:space="preserve">[Me]</w:t>
+      </w:r>
+      <w:r>
+        <w:t xml:space="preserve"> </w:t>
+      </w:r>
+      <w:r>
+        <w:rPr>
+          <w:i/>
+          <w:iCs/>
+        </w:rPr>
+        <w:t xml:space="preserve">It sounds to me like you’re … Like some, uh, some organizations they have like a tool where a marketeer can just quickly build an audience, send it out, do an experiment, get f- early results back, and then maybe it iterates a ton. It sounds to me like you’re much more careful in this process that you’re doing like a big step ideating that, validating that together, getting multiple, maybe even departments involved to, to get from like the idea to a iteration one. Is that, is that the case?</w:t>
+      </w:r>
+    </w:p>
+    <w:p>
+      <w:pPr>
+        <w:pStyle w:val="FirstParagraph"/>
+      </w:pPr>
+      <w:r>
+        <w:t xml:space="preserve">[Them]</w:t>
+      </w:r>
+      <w:r>
+        <w:t xml:space="preserve"> </w:t>
+      </w:r>
+      <w:r>
+        <w:t xml:space="preserve">You mean specific on the, like the AI program?</w:t>
+      </w:r>
+    </w:p>
+    <w:p>
+      <w:pPr>
+        <w:pStyle w:val="BlockText"/>
+      </w:pPr>
+      <w:r>
+        <w:rPr>
+          <w:i/>
+          <w:iCs/>
+        </w:rPr>
+        <w:t xml:space="preserve">[Me]</w:t>
+      </w:r>
+      <w:r>
+        <w:t xml:space="preserve"> </w:t>
+      </w:r>
+      <w:r>
+        <w:rPr>
+          <w:i/>
+          <w:iCs/>
+        </w:rPr>
+        <w:t xml:space="preserve">No, just i- in general when it comes to how you do marketing, right? This is, when we’re talking about making user segments, uh, you can do that very elaborately and well thought out. You also see a lot of people just send something out.</w:t>
+      </w:r>
+    </w:p>
+    <w:p>
+      <w:pPr>
+        <w:pStyle w:val="FirstParagraph"/>
+      </w:pPr>
+      <w:r>
+        <w:t xml:space="preserve">[Them]</w:t>
+      </w:r>
+      <w:r>
+        <w:t xml:space="preserve"> </w:t>
+      </w:r>
+      <w:r>
+        <w:t xml:space="preserve">Right.</w:t>
+      </w:r>
+    </w:p>
+    <w:p>
+      <w:pPr>
+        <w:pStyle w:val="BlockText"/>
+      </w:pPr>
+      <w:r>
+        <w:rPr>
+          <w:i/>
+          <w:iCs/>
+        </w:rPr>
+        <w:t xml:space="preserve">[Me]</w:t>
+      </w:r>
+      <w:r>
+        <w:t xml:space="preserve"> </w:t>
+      </w:r>
+      <w:r>
+        <w:rPr>
+          <w:i/>
+          <w:iCs/>
+        </w:rPr>
+        <w:t xml:space="preserve">Just, just trying and, and learning and iterating rapidly. And I think that might be indicative of how you can deploy AI. So th- that’s why, why I’m asking.</w:t>
+      </w:r>
+    </w:p>
+    <w:p>
+      <w:pPr>
+        <w:pStyle w:val="FirstParagraph"/>
+      </w:pPr>
+      <w:r>
+        <w:t xml:space="preserve">[Them]</w:t>
+      </w:r>
+      <w:r>
+        <w:t xml:space="preserve"> </w:t>
+      </w:r>
+      <w:r>
+        <w:t xml:space="preserve">So I think we’re, honestly we’re super good in coordinating marketing. So we have a good set up with programs and we know how to go from idea and all these steps like you described. Uh, I do feel that we’re not really good in operations, like marketing operations is a new term-ish that’s around there for a while, but now it gets more attention. Um, so typically I feel that we’re good in marketing coordination, setting from idea to market, and then we go back to find the next best thing of an idea that we can do. So there are, that’s not a common ground for everything. So there are teams working on optimization, et cetera, et cetera. Uh, but in general, the, the biggest priority goes to what are we going to do next? And I feel that, yes, I think we’re doing good in making well-defined decisions.</w:t>
       </w:r>
     </w:p>
     <w:p>
@@ -1435,115 +1555,79 @@
         <w:pStyle w:val="BodyText"/>
       </w:pPr>
       <w:r>
-        <w:t xml:space="preserve">And I feel that this, this is one of the things that we planned, not, not already working on, is that a briefing agent could help because in the end it should be standardized systematic work, uh, that where maybe added to conversational analytics there that you could deep dive a little bit about, hey, this size of this audience- … is this and this and this. Maybe even calculate the expected return on the, uh, investment or whatever you want to do with it. And then a business person can decide, yeah, this is the perfect audience that I need. Uh, and then yeah, you could decide, do we need to have people building that audiences if we already set it up with the requirements, maybe that can be transferred to the systems that do the decision.</w:t>
-      </w:r>
-    </w:p>
-    <w:p>
-      <w:pPr>
-        <w:pStyle w:val="BlockText"/>
-      </w:pPr>
-      <w:r>
-        <w:rPr>
-          <w:i/>
-          <w:iCs/>
-        </w:rPr>
-        <w:t xml:space="preserve">[Me]</w:t>
-      </w:r>
-      <w:r>
-        <w:t xml:space="preserve"> </w:t>
-      </w:r>
-      <w:r>
-        <w:rPr>
-          <w:i/>
-          <w:iCs/>
-        </w:rPr>
-        <w:t xml:space="preserve">It sounds to me like you’re … Like some, uh, some organizations they have like a tool where a marketeer can just quickly build an audience, send it out, do an experiment, get f- early results back, and then maybe it iterates a ton. It sounds to me like you’re much more careful in this process that you’re doing like a big step ideating that, validating that together, getting multiple, maybe even departments involved to, to get from like the idea to a iteration one. Is that, is that the case?</w:t>
-      </w:r>
-    </w:p>
-    <w:p>
-      <w:pPr>
-        <w:pStyle w:val="FirstParagraph"/>
-      </w:pPr>
-      <w:r>
-        <w:t xml:space="preserve">[Them]</w:t>
-      </w:r>
-      <w:r>
-        <w:t xml:space="preserve"> </w:t>
-      </w:r>
-      <w:r>
-        <w:t xml:space="preserve">You mean specific on the, like the AI program?</w:t>
-      </w:r>
-    </w:p>
-    <w:p>
-      <w:pPr>
-        <w:pStyle w:val="BlockText"/>
-      </w:pPr>
-      <w:r>
-        <w:rPr>
-          <w:i/>
-          <w:iCs/>
-        </w:rPr>
-        <w:t xml:space="preserve">[Me]</w:t>
-      </w:r>
-      <w:r>
-        <w:t xml:space="preserve"> </w:t>
-      </w:r>
-      <w:r>
-        <w:rPr>
-          <w:i/>
-          <w:iCs/>
-        </w:rPr>
-        <w:t xml:space="preserve">No, just i- in general when it comes to how you do marketing, right? This is, when we’re talking about making user segments, uh, you can do that very elaborately and well thought out. You also see a lot of people just send something out.</w:t>
-      </w:r>
-    </w:p>
-    <w:p>
-      <w:pPr>
-        <w:pStyle w:val="FirstParagraph"/>
-      </w:pPr>
-      <w:r>
-        <w:t xml:space="preserve">[Them]</w:t>
-      </w:r>
-      <w:r>
-        <w:t xml:space="preserve"> </w:t>
-      </w:r>
-      <w:r>
-        <w:t xml:space="preserve">Right.</w:t>
-      </w:r>
-    </w:p>
-    <w:p>
-      <w:pPr>
-        <w:pStyle w:val="BlockText"/>
-      </w:pPr>
-      <w:r>
-        <w:rPr>
-          <w:i/>
-          <w:iCs/>
-        </w:rPr>
-        <w:t xml:space="preserve">[Me]</w:t>
-      </w:r>
-      <w:r>
-        <w:t xml:space="preserve"> </w:t>
-      </w:r>
-      <w:r>
-        <w:rPr>
-          <w:i/>
-          <w:iCs/>
-        </w:rPr>
-        <w:t xml:space="preserve">Just, just trying and, and learning and iterating rapidly. And I think that might be indicative of how you can deploy AI. So th- that’s why, why I’m asking.</w:t>
-      </w:r>
-    </w:p>
-    <w:p>
-      <w:pPr>
-        <w:pStyle w:val="FirstParagraph"/>
-      </w:pPr>
-      <w:r>
-        <w:t xml:space="preserve">[Them]</w:t>
-      </w:r>
-      <w:r>
-        <w:t xml:space="preserve"> </w:t>
-      </w:r>
-      <w:r>
-        <w:t xml:space="preserve">So I think we’re, honestly we’re super good in coordinating marketing. So we have a good set up with programs and we know how to go from idea and all these steps like you described. Uh, I do feel that we’re not really good in operations, like marketing operations is a new term-ish that’s around there for a while, but now it gets more attention. Um, so typically I feel that we’re good in marketing coordination, setting from idea to market, and then we go back to find the next best thing of an idea that we can do. So there are, that’s not a common ground for everything. So there are teams working on optimization, et cetera, et cetera. Uh, but in general, the, the biggest priority goes to what are we going to do next? And I feel that, yes, I think we’re doing good in making well-defined decisions.</w:t>
+        <w:t xml:space="preserve">Um, I don’t feel that we need AI to do faster work there. Could do three months to one day, but okay. Uh, but we’re doing a good job. Uh, but I do feel that in some cases, if we take off a little bit of that work in all these preparations, it could save time to do more strategic work or to work on this operations kind of thingy, uh, where people don’t have time for because we’re working on the next best thing. Uh, I feel that that could help there to make sure, hey, are we getting the maximum out of what we’re achieving? Uh, whilst to know we’re doing that already also with the predictive AI. So that’s the, uh, the part where we do believe that models is, are better in deciding work than, than humans are. Uh, but there still are things that we’re doing human.</w:t>
+      </w:r>
+    </w:p>
+    <w:p>
+      <w:pPr>
+        <w:pStyle w:val="BlockText"/>
+      </w:pPr>
+      <w:r>
+        <w:rPr>
+          <w:i/>
+          <w:iCs/>
+        </w:rPr>
+        <w:t xml:space="preserve">[Me]</w:t>
+      </w:r>
+      <w:r>
+        <w:t xml:space="preserve"> </w:t>
+      </w:r>
+      <w:r>
+        <w:rPr>
+          <w:i/>
+          <w:iCs/>
+        </w:rPr>
+        <w:t xml:space="preserve">Hey, I wanna not skip the measuring part, so let’s dive into that as well. You talked about having a quality score where you want to evaluate like, which is actually better, the human or AI when it comes to content.</w:t>
+      </w:r>
+    </w:p>
+    <w:p>
+      <w:pPr>
+        <w:pStyle w:val="FirstParagraph"/>
+      </w:pPr>
+      <w:r>
+        <w:t xml:space="preserve">[Them]</w:t>
+      </w:r>
+      <w:r>
+        <w:t xml:space="preserve"> </w:t>
+      </w:r>
+      <w:r>
+        <w:t xml:space="preserve">Mm-hmm.</w:t>
+      </w:r>
+    </w:p>
+    <w:p>
+      <w:pPr>
+        <w:pStyle w:val="BlockText"/>
+      </w:pPr>
+      <w:r>
+        <w:rPr>
+          <w:i/>
+          <w:iCs/>
+        </w:rPr>
+        <w:t xml:space="preserve">[Me]</w:t>
+      </w:r>
+      <w:r>
+        <w:t xml:space="preserve"> </w:t>
+      </w:r>
+      <w:r>
+        <w:rPr>
+          <w:i/>
+          <w:iCs/>
+        </w:rPr>
+        <w:t xml:space="preserve">Maybe you can just talk me really briefly through why you are measuring all of this and what it means for the adoption potential, uh, within the organization</w:t>
+      </w:r>
+    </w:p>
+    <w:p>
+      <w:pPr>
+        <w:pStyle w:val="FirstParagraph"/>
+      </w:pPr>
+      <w:r>
+        <w:t xml:space="preserve">[Them]</w:t>
+      </w:r>
+      <w:r>
+        <w:t xml:space="preserve"> </w:t>
+      </w:r>
+      <w:r>
+        <w:t xml:space="preserve">So I think, um, it helps in first to understand is AI doing in a good job or not. Uh, and in most cases, if it’s around brand, it’s a feeling of a person- … that’s really good in brand governance or in tone of voice, and that’s, uh, objectively. Like, it’s like, uh, they are doing an honest job in what they would do. But yeah, if you give them two copies, which are maybe exactly the same, over time, maybe they would judge it differently. And I want to iron that out. So basically have an AI, um, do that part for a little bit, and then basically be able to judge if the AI is doing the good judgment, and getting people involved at, uh, now do that work.</w:t>
       </w:r>
     </w:p>
     <w:p>
@@ -1551,79 +1635,7 @@
         <w:pStyle w:val="BodyText"/>
       </w:pPr>
       <w:r>
-        <w:t xml:space="preserve">Um, I don’t feel that we need AI to do faster work there. Could do three months to one day, but okay. Uh, but we’re doing a good job. Uh, but I do feel that in some cases, if we take off a little bit of that work in all these preparations, it could save time to do more strategic work or to work on this operations kind of thingy, uh, where people don’t have time for because we’re working on the next best thing. Uh, I feel that that could help there to make sure, hey, are we getting the maximum out of what we’re achieving? Uh, whilst to know we’re doing that already also with the predictive AI. So that’s the, uh, the part where we do believe that models is, are better in deciding work than, than humans are. Uh, but there still are things that we’re doing human.</w:t>
-      </w:r>
-    </w:p>
-    <w:p>
-      <w:pPr>
-        <w:pStyle w:val="BlockText"/>
-      </w:pPr>
-      <w:r>
-        <w:rPr>
-          <w:i/>
-          <w:iCs/>
-        </w:rPr>
-        <w:t xml:space="preserve">[Me]</w:t>
-      </w:r>
-      <w:r>
-        <w:t xml:space="preserve"> </w:t>
-      </w:r>
-      <w:r>
-        <w:rPr>
-          <w:i/>
-          <w:iCs/>
-        </w:rPr>
-        <w:t xml:space="preserve">Hey, I wanna not skip the measuring part, so let’s dive into that as well. You talked about having a quality score where you want to evaluate like, which is actually better, the human or AI when it comes to content.</w:t>
-      </w:r>
-    </w:p>
-    <w:p>
-      <w:pPr>
-        <w:pStyle w:val="FirstParagraph"/>
-      </w:pPr>
-      <w:r>
-        <w:t xml:space="preserve">[Them]</w:t>
-      </w:r>
-      <w:r>
-        <w:t xml:space="preserve"> </w:t>
-      </w:r>
-      <w:r>
-        <w:t xml:space="preserve">Mm-hmm.</w:t>
-      </w:r>
-    </w:p>
-    <w:p>
-      <w:pPr>
-        <w:pStyle w:val="BlockText"/>
-      </w:pPr>
-      <w:r>
-        <w:rPr>
-          <w:i/>
-          <w:iCs/>
-        </w:rPr>
-        <w:t xml:space="preserve">[Me]</w:t>
-      </w:r>
-      <w:r>
-        <w:t xml:space="preserve"> </w:t>
-      </w:r>
-      <w:r>
-        <w:rPr>
-          <w:i/>
-          <w:iCs/>
-        </w:rPr>
-        <w:t xml:space="preserve">Maybe you can just talk me really briefly through why you are measuring all of this and what it means for the adoption potential, uh, within the organization</w:t>
-      </w:r>
-    </w:p>
-    <w:p>
-      <w:pPr>
-        <w:pStyle w:val="FirstParagraph"/>
-      </w:pPr>
-      <w:r>
-        <w:t xml:space="preserve">[Them]</w:t>
-      </w:r>
-      <w:r>
-        <w:t xml:space="preserve"> </w:t>
-      </w:r>
-      <w:r>
-        <w:t xml:space="preserve">So I think, um, it helps in first to understand is AI doing in a good job or not. Uh, and in most cases, if it’s around brand, it’s a feeling of a person- … that’s really good in brand governance or in tone of voice, and that’s, uh, objectively. Like, it’s like, uh, they are doing an honest job in what they would do. But yeah, if you give them two copies, which are maybe exactly the same, over time, maybe they would judge it differently. And I want to iron that out. So basically have an AI, um, do that part for a little bit, and then basically be able to judge if the AI is doing the good judgment, and getting people involved at, uh, now do that work.</w:t>
+        <w:t xml:space="preserve">And they are, um, enthusiastic to do that type of work. So I think that’s not a problem that we need to convince them, uh, that AI could do it. They are happy because that will save them time. Um, but it’s something that we can prove over time. So it helps in, okay, is it, is it going up or down if we improve stuff? Um, what’s more important for me is that in the end, I want to collect the input and the output of, um, uh, the work that’s going through an LLM. Um, and I believe that if I collect a lot of data there with scores, that in the end I can judge, okay, these are examples of good input and output.</w:t>
       </w:r>
     </w:p>
     <w:p>
@@ -1631,7 +1643,7 @@
         <w:pStyle w:val="BodyText"/>
       </w:pPr>
       <w:r>
-        <w:t xml:space="preserve">And they are, um, enthusiastic to do that type of work. So I think that’s not a problem that we need to convince them, uh, that AI could do it. They are happy because that will save them time. Um, but it’s something that we can prove over time. So it helps in, okay, is it, is it going up or down if we improve stuff? Um, what’s more important for me is that in the end, I want to collect the input and the output of, um, uh, the work that’s going through an LLM. Um, and I believe that if I collect a lot of data there with scores, that in the end I can judge, okay, these are examples of good input and output.</w:t>
+        <w:t xml:space="preserve">These are bad examples. And, um, if, for example, the cost of AI change in the future, then I have the, the, the reference or the feedback to fine-tune or, or basically train models for our own benefits locally, which are specialized in our tone of voice or landing page or social post or for whatever. So I think it’s really valuable information for us to be ahead if, uh… Yeah, I think a lot of AI is subsidized now.</w:t>
       </w:r>
     </w:p>
     <w:p>
@@ -1639,7 +1651,91 @@
         <w:pStyle w:val="BodyText"/>
       </w:pPr>
       <w:r>
-        <w:t xml:space="preserve">These are bad examples. And, um, if, for example, the cost of AI change in the future, then I have the, the, the reference or the feedback to fine-tune or, or basically train models for our own benefits locally, which are specialized in our tone of voice or landing page or social post or for whatever. So I think it’s really valuable information for us to be ahead if, uh… Yeah, I think a lot of AI is subsidized now.</w:t>
+        <w:t xml:space="preserve">Anyway, I have, uh, I’ve, I have my own AI for €100 or €200 in a month, but it’s… [chuckles] The return on investment is much higher. Uh, so these prices will go up if the, uh, market share will grow eventually, uh, and then the case will be different. So then I don’t want to be there in five years and then say,</w:t>
+      </w:r>
+      <w:r>
+        <w:t xml:space="preserve"> </w:t>
+      </w:r>
+      <w:r>
+        <w:t xml:space="preserve">“Let’s do a dif- another business case if human is cheaper than AI.”</w:t>
+      </w:r>
+      <w:r>
+        <w:t xml:space="preserve"> </w:t>
+      </w:r>
+      <w:r>
+        <w:t xml:space="preserve">Uh, then we didn’t do a good job. So I think that helps in, uh, in that part. So it helps in evaluating, it helps a little bit in adoption, but it’s also already a look, looking a little bit ahead so that we are able to do stuff if we want to do stuff on our own.</w:t>
+      </w:r>
+    </w:p>
+    <w:p>
+      <w:pPr>
+        <w:pStyle w:val="BlockText"/>
+      </w:pPr>
+      <w:r>
+        <w:rPr>
+          <w:i/>
+          <w:iCs/>
+        </w:rPr>
+        <w:t xml:space="preserve">[Me]</w:t>
+      </w:r>
+      <w:r>
+        <w:t xml:space="preserve"> </w:t>
+      </w:r>
+      <w:r>
+        <w:rPr>
+          <w:i/>
+          <w:iCs/>
+        </w:rPr>
+        <w:t xml:space="preserve">Interesting. And so do you mainly then use it for your own… So we talked a little bit about resilience, right? So if AI becomes more expensive, then you still have a business case. You talked about your own evaluation. How important is this for you to get the business involved, or does it barely even matter?</w:t>
+      </w:r>
+    </w:p>
+    <w:p>
+      <w:pPr>
+        <w:pStyle w:val="FirstParagraph"/>
+      </w:pPr>
+      <w:r>
+        <w:t xml:space="preserve">[Them]</w:t>
+      </w:r>
+      <w:r>
+        <w:t xml:space="preserve"> </w:t>
+      </w:r>
+      <w:r>
+        <w:t xml:space="preserve">For using it?</w:t>
+      </w:r>
+    </w:p>
+    <w:p>
+      <w:pPr>
+        <w:pStyle w:val="BlockText"/>
+      </w:pPr>
+      <w:r>
+        <w:rPr>
+          <w:i/>
+          <w:iCs/>
+        </w:rPr>
+        <w:t xml:space="preserve">[Me]</w:t>
+      </w:r>
+      <w:r>
+        <w:t xml:space="preserve"> </w:t>
+      </w:r>
+      <w:r>
+        <w:rPr>
+          <w:i/>
+          <w:iCs/>
+        </w:rPr>
+        <w:t xml:space="preserve">Yeah, so just getting the, the use cases out and adopted and supported. Maybe also getting new use cases in could all be a factor here.</w:t>
+      </w:r>
+    </w:p>
+    <w:p>
+      <w:pPr>
+        <w:pStyle w:val="FirstParagraph"/>
+      </w:pPr>
+      <w:r>
+        <w:t xml:space="preserve">[Them]</w:t>
+      </w:r>
+      <w:r>
+        <w:t xml:space="preserve"> </w:t>
+      </w:r>
+      <w:r>
+        <w:t xml:space="preserve">Um, I don’t feel that we have any challenges there. So there’s, there’s, uh, everybody’s convinced that this is the thing we want to do. There’s budget to do it. There’s, uh, enough potential already in that main driver that I mentioned. There’s trust that we can scale, uh, on the value creation part if we do it in a proper way. There’s a belief that if we don’t do this centrally, people will do it anyways, but then it will be, will harm us faster because, um, yeah, tone of voice is, is not that easy to, to do. It seems easy, like put it in a system prompt or put it in your user prompt, and then it will generate the same output time after time. Uh, but that’s not the case.</w:t>
       </w:r>
     </w:p>
     <w:p>
@@ -1647,91 +1743,7 @@
         <w:pStyle w:val="BodyText"/>
       </w:pPr>
       <w:r>
-        <w:t xml:space="preserve">Anyway, I have, uh, I’ve, I have my own AI for €100 or €200 in a month, but it’s… [chuckles] The return on investment is much higher. Uh, so these prices will go up if the, uh, market share will grow eventually, uh, and then the case will be different. So then I don’t want to be there in five years and then say,</w:t>
-      </w:r>
-      <w:r>
-        <w:t xml:space="preserve"> </w:t>
-      </w:r>
-      <w:r>
-        <w:t xml:space="preserve">“Let’s do a dif- another business case if human is cheaper than AI.”</w:t>
-      </w:r>
-      <w:r>
-        <w:t xml:space="preserve"> </w:t>
-      </w:r>
-      <w:r>
-        <w:t xml:space="preserve">Uh, then we didn’t do a good job. So I think that helps in, uh, in that part. So it helps in evaluating, it helps a little bit in adoption, but it’s also already a look, looking a little bit ahead so that we are able to do stuff if we want to do stuff on our own.</w:t>
-      </w:r>
-    </w:p>
-    <w:p>
-      <w:pPr>
-        <w:pStyle w:val="BlockText"/>
-      </w:pPr>
-      <w:r>
-        <w:rPr>
-          <w:i/>
-          <w:iCs/>
-        </w:rPr>
-        <w:t xml:space="preserve">[Me]</w:t>
-      </w:r>
-      <w:r>
-        <w:t xml:space="preserve"> </w:t>
-      </w:r>
-      <w:r>
-        <w:rPr>
-          <w:i/>
-          <w:iCs/>
-        </w:rPr>
-        <w:t xml:space="preserve">Interesting. And so do you mainly then use it for your own… So we talked a little bit about resilience, right? So if AI becomes more expensive, then you still have a business case. You talked about your own evaluation. How important is this for you to get the business involved, or does it barely even matter?</w:t>
-      </w:r>
-    </w:p>
-    <w:p>
-      <w:pPr>
-        <w:pStyle w:val="FirstParagraph"/>
-      </w:pPr>
-      <w:r>
-        <w:t xml:space="preserve">[Them]</w:t>
-      </w:r>
-      <w:r>
-        <w:t xml:space="preserve"> </w:t>
-      </w:r>
-      <w:r>
-        <w:t xml:space="preserve">For using it?</w:t>
-      </w:r>
-    </w:p>
-    <w:p>
-      <w:pPr>
-        <w:pStyle w:val="BlockText"/>
-      </w:pPr>
-      <w:r>
-        <w:rPr>
-          <w:i/>
-          <w:iCs/>
-        </w:rPr>
-        <w:t xml:space="preserve">[Me]</w:t>
-      </w:r>
-      <w:r>
-        <w:t xml:space="preserve"> </w:t>
-      </w:r>
-      <w:r>
-        <w:rPr>
-          <w:i/>
-          <w:iCs/>
-        </w:rPr>
-        <w:t xml:space="preserve">Yeah, so just getting the, the use cases out and adopted and supported. Maybe also getting new use cases in could all be a factor here.</w:t>
-      </w:r>
-    </w:p>
-    <w:p>
-      <w:pPr>
-        <w:pStyle w:val="FirstParagraph"/>
-      </w:pPr>
-      <w:r>
-        <w:t xml:space="preserve">[Them]</w:t>
-      </w:r>
-      <w:r>
-        <w:t xml:space="preserve"> </w:t>
-      </w:r>
-      <w:r>
-        <w:t xml:space="preserve">Um, I don’t feel that we have any challenges there. So there’s, there’s, uh, everybody’s convinced that this is the thing we want to do. There’s budget to do it. There’s, uh, enough potential already in that main driver that I mentioned. There’s trust that we can scale, uh, on the value creation part if we do it in a proper way. There’s a belief that if we don’t do this centrally, people will do it anyways, but then it will be, will harm us faster because, um, yeah, tone of voice is, is not that easy to, to do. It seems easy, like put it in a system prompt or put it in your user prompt, and then it will generate the same output time after time. Uh, but that’s not the case.</w:t>
+        <w:t xml:space="preserve">So if everybody’s using their own GPT to do this, then the tone of voice will scatter over time, and that will hurt our brand. Uh, so there’s this believe in value of governance and protection that we also want to invest in, in that part. So I don’t have any issues on the, um, on the investment part, to be honest.</w:t>
       </w:r>
     </w:p>
     <w:p>
@@ -1739,7 +1751,7 @@
         <w:pStyle w:val="BodyText"/>
       </w:pPr>
       <w:r>
-        <w:t xml:space="preserve">So if everybody’s using their own GPT to do this, then the tone of voice will scatter over time, and that will hurt our brand. Uh, so there’s this believe in value of governance and protection that we also want to invest in, in that part. So I don’t have any issues on the, um, on the investment part, to be honest.</w:t>
+        <w:t xml:space="preserve">Where I do feel issues is in the acceleration part. So it’s, it’s even though we are convinced that we want it, uh, uh, there, there, there’s need for a proper setup within the platform, uh, where you can build on a secure and governed way. That setup is, um… I, I’m don’t believe that we’re, we’re a, a early adapter on, on that side in the market. Uh, and maybe a little bit more in a waiting area. Okay, what does Microsoft do? What do others do? Can we use that for more of the, um, uh, the individual augmentation cases- … that are also around, right?</w:t>
       </w:r>
     </w:p>
     <w:p>
@@ -1747,7 +1759,19 @@
         <w:pStyle w:val="BodyText"/>
       </w:pPr>
       <w:r>
-        <w:t xml:space="preserve">Where I do feel issues is in the acceleration part. So it’s, it’s even though we are convinced that we want it, uh, uh, there, there, there’s need for a proper setup within the platform, uh, where you can build on a secure and governed way. That setup is, um… I, I’m don’t believe that we’re, we’re a, a early adapter on, on that side in the market. Uh, and maybe a little bit more in a waiting area. Okay, what does Microsoft do? What do others do? Can we use that for more of the, um, uh, the individual augmentation cases- … that are also around, right?</w:t>
+        <w:t xml:space="preserve">Uh, so we’re talking more about process transformation, which more big things. Um, but on a platform side, I would say we could go faster. So one of the things that, that I’m doing myself is that I see a, a pivot in my role where I used to do all the use case discovery, work it out, build features, or write down features.</w:t>
+      </w:r>
+      <w:r>
+        <w:t xml:space="preserve"> </w:t>
+      </w:r>
+      <w:r>
+        <w:t xml:space="preserve">“Hey, this is what we need.”</w:t>
+      </w:r>
+      <w:r>
+        <w:t xml:space="preserve"> </w:t>
+      </w:r>
+      <w:r>
+        <w:t xml:space="preserve">Go to an engineer and explain, “Hey, can you build this for me? Then there’s noise between translation, et cetera, et cetera. And nowadays, I just go to AI, and I ask AI to, to build it. Uh, and I get a bit faster, sometimes better, uh, at least prototype back- … where I can iterate with business to make it better. Um, and now I need to make the jump to make it production ready. So, uh, for me personally, I have a high interest in that.</w:t>
       </w:r>
     </w:p>
     <w:p>
@@ -1755,19 +1779,151 @@
         <w:pStyle w:val="BodyText"/>
       </w:pPr>
       <w:r>
-        <w:t xml:space="preserve">Uh, so we’re talking more about process transformation, which more big things. Um, but on a platform side, I would say we could go faster. So one of the things that, that I’m doing myself is that I see a, a pivot in my role where I used to do all the use case discovery, work it out, build features, or write down features.</w:t>
-      </w:r>
-      <w:r>
-        <w:t xml:space="preserve"> </w:t>
-      </w:r>
-      <w:r>
-        <w:t xml:space="preserve">“Hey, this is what we need.”</w:t>
-      </w:r>
-      <w:r>
-        <w:t xml:space="preserve"> </w:t>
-      </w:r>
-      <w:r>
-        <w:t xml:space="preserve">Go to an engineer and explain, “Hey, can you build this for me? Then there’s noise between translation, et cetera, et cetera. And nowadays, I just go to AI, and I ask AI to, to build it. Uh, and I get a bit faster, sometimes better, uh, at least prototype back- … where I can iterate with business to make it better. Um, and now I need to make the jump to make it production ready. So, uh, for me personally, I have a high interest in that.</w:t>
+        <w:t xml:space="preserve">So I think I mentioned it maybe in the introduction before the transcript, but I want to move more on learning how to productionize AI products. Uh, and if I’m capable of doing that, then it… There should be an easy handover sign off to the IT department to do the basic maintenance. What I think is lacking there is there should be a vision, how do we want to organize ourselves to accelerate on these areas? So in my idea, it would be beneficial if we have this, uh, [Organization] development kit around AI, which is then everybody should use those, these guidelines if you want to have it on production. Uh, so basically do the work already earlier, and then it makes it easier to, to do the handover and less work on the, the actual engineers that make it production ready. Because most likely they will refactor stuff that I did, um, because it’s a prototype.</w:t>
+      </w:r>
+    </w:p>
+    <w:p>
+      <w:pPr>
+        <w:pStyle w:val="BlockText"/>
+      </w:pPr>
+      <w:r>
+        <w:rPr>
+          <w:i/>
+          <w:iCs/>
+        </w:rPr>
+        <w:t xml:space="preserve">[Me]</w:t>
+      </w:r>
+      <w:r>
+        <w:t xml:space="preserve"> </w:t>
+      </w:r>
+      <w:r>
+        <w:rPr>
+          <w:i/>
+          <w:iCs/>
+        </w:rPr>
+        <w:t xml:space="preserve">Totally clear. and I keep thinking there’s so much to dive into. [laughs] Where should I start?</w:t>
+      </w:r>
+    </w:p>
+    <w:p>
+      <w:pPr>
+        <w:pStyle w:val="FirstParagraph"/>
+      </w:pPr>
+      <w:r>
+        <w:t xml:space="preserve">[Them]</w:t>
+      </w:r>
+      <w:r>
+        <w:t xml:space="preserve"> </w:t>
+      </w:r>
+      <w:r>
+        <w:t xml:space="preserve">[laughs] So maybe we have… I think we have nine or eight minutes left. There’s one area that I didn’t touched on, and that’s, uh, adoption. And I think it’s a really important one. So I’m really happy that last year I was the first one to pivot in this area of AI, of GenAI. Um, and when I asked for help, one of my colleagues stepped in. She’s also in this new role, and she’s leading the, the entire adoption program. Um, I could connect you to her as well if you, if you want to know more about this, um-</w:t>
+      </w:r>
+    </w:p>
+    <w:p>
+      <w:pPr>
+        <w:pStyle w:val="BlockText"/>
+      </w:pPr>
+      <w:r>
+        <w:rPr>
+          <w:i/>
+          <w:iCs/>
+        </w:rPr>
+        <w:t xml:space="preserve">[Me]</w:t>
+      </w:r>
+      <w:r>
+        <w:t xml:space="preserve"> </w:t>
+      </w:r>
+      <w:r>
+        <w:rPr>
+          <w:i/>
+          <w:iCs/>
+        </w:rPr>
+        <w:t xml:space="preserve">I, I, I would love to, to, to chat with you, you guys, but I think you, you as… You are most interesting now because I know where you stand, and I would love to do coffee, but maybe talking to her is relevant as well at some point. Not for my thesis anymore though, because-</w:t>
+      </w:r>
+    </w:p>
+    <w:p>
+      <w:pPr>
+        <w:pStyle w:val="FirstParagraph"/>
+      </w:pPr>
+      <w:r>
+        <w:t xml:space="preserve">[Them]</w:t>
+      </w:r>
+      <w:r>
+        <w:t xml:space="preserve"> </w:t>
+      </w:r>
+      <w:r>
+        <w:t xml:space="preserve">Okay</w:t>
+      </w:r>
+    </w:p>
+    <w:p>
+      <w:pPr>
+        <w:pStyle w:val="BlockText"/>
+      </w:pPr>
+      <w:r>
+        <w:rPr>
+          <w:i/>
+          <w:iCs/>
+        </w:rPr>
+        <w:t xml:space="preserve">[Me]</w:t>
+      </w:r>
+      <w:r>
+        <w:t xml:space="preserve"> </w:t>
+      </w:r>
+      <w:r>
+        <w:rPr>
+          <w:i/>
+          <w:iCs/>
+        </w:rPr>
+        <w:t xml:space="preserve">… like, I’m wrapping up today, and then I’m just going to be writing, because in a month I have to… Less than a month. The 15th of June, I have to hand it in. Uh, so there is pressure. [laughs]</w:t>
+      </w:r>
+    </w:p>
+    <w:p>
+      <w:pPr>
+        <w:pStyle w:val="FirstParagraph"/>
+      </w:pPr>
+      <w:r>
+        <w:t xml:space="preserve">[Them]</w:t>
+      </w:r>
+      <w:r>
+        <w:t xml:space="preserve"> </w:t>
+      </w:r>
+      <w:r>
+        <w:t xml:space="preserve">Interesting. No, that’s okay. If you want, I can give a brief, uh, part on the adoption, uh, stream.</w:t>
+      </w:r>
+    </w:p>
+    <w:p>
+      <w:pPr>
+        <w:pStyle w:val="BlockText"/>
+      </w:pPr>
+      <w:r>
+        <w:rPr>
+          <w:i/>
+          <w:iCs/>
+        </w:rPr>
+        <w:t xml:space="preserve">[Me]</w:t>
+      </w:r>
+      <w:r>
+        <w:t xml:space="preserve"> </w:t>
+      </w:r>
+      <w:r>
+        <w:rPr>
+          <w:i/>
+          <w:iCs/>
+        </w:rPr>
+        <w:t xml:space="preserve">Yeah, yeah. Please do.</w:t>
+      </w:r>
+    </w:p>
+    <w:p>
+      <w:pPr>
+        <w:pStyle w:val="FirstParagraph"/>
+      </w:pPr>
+      <w:r>
+        <w:t xml:space="preserve">[Them]</w:t>
+      </w:r>
+      <w:r>
+        <w:t xml:space="preserve"> </w:t>
+      </w:r>
+      <w:r>
+        <w:t xml:space="preserve">Uh, but if you want to know of anything else, just, um… So what she did is she basically set up a, um, um, more or less a program how we want to do adoption within [group]. Uh, so this is again, so we’re in the marketing department within [group], but [Organization] is broader than this. Uh, we’re looking in AI over all the places, but it’s more easy for us to do it from a cluster focus, and then also the training and learning and inspiration is on marketing use cases. Uh, so there are a lot of good activities already been done. Uh, there’s a 14-day of AI challenge that was run throughout the days before Christmas last year, with each day having a challenge for our colleagues to learn and have fun with AI. Uh, which was really good.</w:t>
       </w:r>
     </w:p>
     <w:p>
@@ -1775,158 +1931,6 @@
         <w:pStyle w:val="BodyText"/>
       </w:pPr>
       <w:r>
-        <w:t xml:space="preserve">So I think I mentioned it maybe in the introduction before the transcript, but I want to move more on learning how to productionize AI products. Uh, and if I’m capable of doing that, then it… There should be an easy handover sign off to the IT department to do the basic maintenance. What I think is lacking there is there should be a vision, how do we want to organize ourselves to accelerate on these areas? So in my idea, it would be beneficial if we have this, uh, [Organization] development kit around AI, which is then everybody should use those, these guidelines if you want to have it on production. Uh, so basically do the work already earlier, and then it makes it easier to, to do the handover and less work on the, the actual engineers that make it production ready. Because most likely they will refactor stuff that I did, um, because it’s a prototype.</w:t>
-      </w:r>
-    </w:p>
-    <w:p>
-      <w:pPr>
-        <w:pStyle w:val="BlockText"/>
-      </w:pPr>
-      <w:r>
-        <w:rPr>
-          <w:i/>
-          <w:iCs/>
-        </w:rPr>
-        <w:t xml:space="preserve">[Me]</w:t>
-      </w:r>
-      <w:r>
-        <w:t xml:space="preserve"> </w:t>
-      </w:r>
-      <w:r>
-        <w:rPr>
-          <w:i/>
-          <w:iCs/>
-        </w:rPr>
-        <w:t xml:space="preserve">Totally clear. and I keep thinking there’s so much to dive into. [laughs] Where should I start?</w:t>
-      </w:r>
-    </w:p>
-    <w:p>
-      <w:pPr>
-        <w:pStyle w:val="FirstParagraph"/>
-      </w:pPr>
-      <w:r>
-        <w:t xml:space="preserve">[Them]</w:t>
-      </w:r>
-      <w:r>
-        <w:t xml:space="preserve"> </w:t>
-      </w:r>
-      <w:r>
-        <w:t xml:space="preserve">[laughs] So maybe we have… I think we have nine or eight minutes left. There’s one area that I didn’t touched on, and that’s, uh, adoption. And I think it’s a really important one. So I’m really happy that last year I was the first one to pivot in this area of AI, of GenAI. Um, and when I asked for help, one of my colleagues stepped in. She’s also in this new role, and she’s leading the, the entire adoption program. Um, I could connect you to her as well if you, if you want to know more about this, um-</w:t>
-      </w:r>
-    </w:p>
-    <w:p>
-      <w:pPr>
-        <w:pStyle w:val="BlockText"/>
-      </w:pPr>
-      <w:r>
-        <w:rPr>
-          <w:i/>
-          <w:iCs/>
-        </w:rPr>
-        <w:t xml:space="preserve">[Me]</w:t>
-      </w:r>
-      <w:r>
-        <w:t xml:space="preserve"> </w:t>
-      </w:r>
-      <w:r>
-        <w:rPr>
-          <w:i/>
-          <w:iCs/>
-        </w:rPr>
-        <w:t xml:space="preserve">I, I, I would love to, to, to chat with you, you guys, but I think you, you as… You are most interesting now because I know where you stand, and I would love to do coffee, but maybe talking to her is relevant as well at some point. Not for my thesis anymore though, because-</w:t>
-      </w:r>
-    </w:p>
-    <w:p>
-      <w:pPr>
-        <w:pStyle w:val="FirstParagraph"/>
-      </w:pPr>
-      <w:r>
-        <w:t xml:space="preserve">[Them]</w:t>
-      </w:r>
-      <w:r>
-        <w:t xml:space="preserve"> </w:t>
-      </w:r>
-      <w:r>
-        <w:t xml:space="preserve">Okay</w:t>
-      </w:r>
-    </w:p>
-    <w:p>
-      <w:pPr>
-        <w:pStyle w:val="BlockText"/>
-      </w:pPr>
-      <w:r>
-        <w:rPr>
-          <w:i/>
-          <w:iCs/>
-        </w:rPr>
-        <w:t xml:space="preserve">[Me]</w:t>
-      </w:r>
-      <w:r>
-        <w:t xml:space="preserve"> </w:t>
-      </w:r>
-      <w:r>
-        <w:rPr>
-          <w:i/>
-          <w:iCs/>
-        </w:rPr>
-        <w:t xml:space="preserve">… like, I’m wrapping up today, and then I’m just going to be writing, because in a month I have to… Less than a month. The 15th of June, I have to hand it in. Uh, so there is pressure. [laughs]</w:t>
-      </w:r>
-    </w:p>
-    <w:p>
-      <w:pPr>
-        <w:pStyle w:val="FirstParagraph"/>
-      </w:pPr>
-      <w:r>
-        <w:t xml:space="preserve">[Them]</w:t>
-      </w:r>
-      <w:r>
-        <w:t xml:space="preserve"> </w:t>
-      </w:r>
-      <w:r>
-        <w:t xml:space="preserve">Interesting. No, that’s okay. If you want, I can give a brief, uh, part on the adoption, uh, stream.</w:t>
-      </w:r>
-    </w:p>
-    <w:p>
-      <w:pPr>
-        <w:pStyle w:val="BlockText"/>
-      </w:pPr>
-      <w:r>
-        <w:rPr>
-          <w:i/>
-          <w:iCs/>
-        </w:rPr>
-        <w:t xml:space="preserve">[Me]</w:t>
-      </w:r>
-      <w:r>
-        <w:t xml:space="preserve"> </w:t>
-      </w:r>
-      <w:r>
-        <w:rPr>
-          <w:i/>
-          <w:iCs/>
-        </w:rPr>
-        <w:t xml:space="preserve">Yeah, yeah. Please do.</w:t>
-      </w:r>
-    </w:p>
-    <w:p>
-      <w:pPr>
-        <w:pStyle w:val="FirstParagraph"/>
-      </w:pPr>
-      <w:r>
-        <w:t xml:space="preserve">[Them]</w:t>
-      </w:r>
-      <w:r>
-        <w:t xml:space="preserve"> </w:t>
-      </w:r>
-      <w:r>
-        <w:t xml:space="preserve">Uh, but if you want to know of anything else, just, um… So what she did is she basically set up a, um, um, more or less a program how we want to do adoption within [group]. Uh, so this is again, so we’re in the marketing department within [group], but [Organization] is broader than this. Uh, we’re looking in AI over all the places, but it’s more easy for us to do it from a cluster focus, and then also the training and learning and inspiration is on marketing use cases. Uh, so there are a lot of good activities already been done. Uh, there’s a 14-day of AI challenge that was run throughout the days before Christmas last year, with each day having a challenge for our colleagues to learn and have fun with AI. Uh, which was really good.</w:t>
-      </w:r>
-    </w:p>
-    <w:p>
-      <w:pPr>
-        <w:pStyle w:val="BodyText"/>
-      </w:pPr>
-      <w:r>
         <w:t xml:space="preserve">So it inspired a lot of people. Now we’re taking it a little bit more in depth with more inspiration on, um, on the basics fundamentals of AI, agentic AI, and ethics on AI. So we know, like, these three areas where it’s important to understand what it would mean for you. So that hopefully triggers a lot of use cases in this individual augmentation- … like I mentioned. Uh, so that could… Is typically something that could work parallel of the process transformation. Um, and then, um, we want to do more deep dive workshops and really having a solution where you can build your own stuff and that you learn while you’re doing the work. And that’s more planned for the summer. Uh, we call it AI Summit, uh, where we do some workshops in, in this area. Uh, my colleague is doing a fantastic job in, uh, uh, taking the lead in all these things, working out the program, getting inspiration inside, and, um, and working on that.</w:t>
       </w:r>
     </w:p>
@@ -1945,13 +1949,13 @@
         <w:t xml:space="preserve"> </w:t>
       </w:r>
       <w:r>
-        <w:rPr>
-          <w:i/>
-          <w:iCs/>
-        </w:rPr>
-        <w:t xml:space="preserve">And it’s just fully internal to align everything on your v-vision as an organization on AI and what you should be doing and how to go.</w:t>
-      </w:r>
-      <w:r>
+        <w:t xml:space="preserve">**And it’s just fully internal to align everything on your v-vision as an organization on AI and what you should be doing and how to go.</w:t>
+      </w:r>
+      <w:r>
+        <w:rPr>
+          <w:i/>
+          <w:iCs/>
+        </w:rPr>
         <w:t xml:space="preserve">a</w:t>
       </w:r>
     </w:p>
